--- a/docs/实验文档.docx
+++ b/docs/实验文档.docx
@@ -15,6 +15,8 @@
           <w:szCs w:val="44"/>
         </w:rPr>
       </w:pPr>
+      <w:bookmarkStart w:id="2" w:name="_GoBack"/>
+      <w:bookmarkEnd w:id="2"/>
     </w:p>
     <w:p>
       <w:pPr>
@@ -4794,26 +4796,6 @@
         <w:spacing w:before="100" w:beforeAutospacing="1" w:after="100" w:afterAutospacing="1"/>
         <w:ind w:firstLine="480" w:firstLineChars="200"/>
         <w:rPr>
-          <w:rFonts w:hint="eastAsia" w:ascii="宋体" w:hAnsi="宋体" w:cs="宋体"/>
-          <w:sz w:val="24"/>
-          <w:szCs w:val="24"/>
-        </w:rPr>
-      </w:pPr>
-      <w:r>
-        <w:rPr>
-          <w:rFonts w:hint="eastAsia" w:ascii="宋体" w:hAnsi="宋体" w:cs="宋体"/>
-          <w:sz w:val="24"/>
-          <w:szCs w:val="24"/>
-        </w:rPr>
-        <w:t>实验评估表明，对于 8 MB 的数据传输工作负载，与基于管道的 IPC 相比，共享内存 IPC 将执行时间从 353 个时钟周期减少到 138 个时钟周期，并且几乎完全消除了用户到内核的数据复制。</w:t>
-      </w:r>
-    </w:p>
-    <w:p>
-      <w:pPr>
-        <w:widowControl/>
-        <w:spacing w:before="100" w:beforeAutospacing="1" w:after="100" w:afterAutospacing="1"/>
-        <w:ind w:firstLine="480" w:firstLineChars="200"/>
-        <w:rPr>
           <w:rFonts w:ascii="宋体" w:hAnsi="宋体" w:cs="宋体"/>
           <w:sz w:val="24"/>
           <w:szCs w:val="24"/>
@@ -4821,11 +4803,31 @@
       </w:pPr>
       <w:r>
         <w:rPr>
-          <w:rFonts w:hint="eastAsia" w:ascii="宋体" w:hAnsi="宋体" w:cs="宋体"/>
-          <w:sz w:val="24"/>
-          <w:szCs w:val="24"/>
-        </w:rPr>
-        <w:t>这些结果表明，即使在最小的教学操作系统中，具有适当同步的共享内存也能提供一种实用、可扩展且高效的 IPC 机制。</w:t>
+          <w:rFonts w:ascii="宋体" w:hAnsi="宋体" w:cs="宋体"/>
+          <w:sz w:val="24"/>
+          <w:szCs w:val="24"/>
+        </w:rPr>
+        <w:t>实验评估显示，在 8 MB 的数据传输负载下，共享内存 IPC 的执行时间为 138 个时钟周期，而基于管道的 IPC 为 353 个时钟周期。同时，共享内存方案几乎把 用户态到内核态的数据拷贝降到了可以忽略的程度。</w:t>
+      </w:r>
+    </w:p>
+    <w:p>
+      <w:pPr>
+        <w:widowControl/>
+        <w:spacing w:before="100" w:beforeAutospacing="1" w:after="100" w:afterAutospacing="1"/>
+        <w:ind w:firstLine="480" w:firstLineChars="200"/>
+        <w:rPr>
+          <w:rFonts w:ascii="宋体" w:hAnsi="宋体" w:cs="宋体"/>
+          <w:sz w:val="24"/>
+          <w:szCs w:val="24"/>
+        </w:rPr>
+      </w:pPr>
+      <w:r>
+        <w:rPr>
+          <w:rFonts w:ascii="宋体" w:hAnsi="宋体" w:cs="宋体"/>
+          <w:sz w:val="24"/>
+          <w:szCs w:val="24"/>
+        </w:rPr>
+        <w:t>从结果来看，就算是在最小化的教学操作系统里，只要同步机制设计得当，共享内存也能作为一种实用、可扩展且高效的 IPC 方案。</w:t>
       </w:r>
     </w:p>
     <w:p>
@@ -4855,10 +4857,22 @@
         <w:keepLines w:val="0"/>
         <w:widowControl/>
         <w:suppressLineNumbers w:val="0"/>
-        <w:ind w:firstLine="480" w:firstLineChars="200"/>
-      </w:pPr>
-      <w:r>
-        <w:t>xv6 是一款经典的教学操作系统，其设计目标在于以尽可能简洁的代码展示操作系统的核心概念，例如进程管理、虚拟内存和系统调用机制。这种设计取向使 xv6 非常适合教学和理解操作系统原理，但同时也意味着其在性能、并发能力以及内存管理灵活性方面存在明显的现实限制。</w:t>
+        <w:ind w:firstLine="420" w:firstLineChars="0"/>
+        <w:rPr>
+          <w:rFonts w:ascii="宋体" w:hAnsi="宋体" w:eastAsia="宋体" w:cs="宋体"/>
+          <w:sz w:val="24"/>
+          <w:szCs w:val="24"/>
+          <w:lang w:val="en-US" w:eastAsia="zh-CN" w:bidi="ar-SA"/>
+        </w:rPr>
+      </w:pPr>
+      <w:r>
+        <w:rPr>
+          <w:rFonts w:ascii="宋体" w:hAnsi="宋体" w:eastAsia="宋体" w:cs="宋体"/>
+          <w:sz w:val="24"/>
+          <w:szCs w:val="24"/>
+          <w:lang w:val="en-US" w:eastAsia="zh-CN" w:bidi="ar-SA"/>
+        </w:rPr>
+        <w:t>xv6 是一款经典的教学操作系统，核心目标是用尽可能简洁的代码呈现操作系统的关键概念，比如进程管理、虚拟内存和系统调用。也正因为追求“够简洁、好讲清”，xv6 在性能、并发能力以及内存管理的灵活性上，难免与真实系统有明显差距。</w:t>
       </w:r>
     </w:p>
     <w:p>
@@ -4868,27 +4882,21 @@
         <w:keepLines w:val="0"/>
         <w:widowControl/>
         <w:suppressLineNumbers w:val="0"/>
-        <w:ind w:firstLine="480" w:firstLineChars="200"/>
-      </w:pPr>
-      <w:r>
-        <w:t>在涉及大数据进程间通信、多进程并发协作以及内存密集型应用的场景下，这些限制会迅速暴露出来。许多在现代操作系统中被视为基础能力的机制（如共享内存、写时复制和阻塞同步原语）在 xv6 中并不存在，或仅以简化形式出现。因此，探索如何在保持 xv6 简洁性的前提下，引入更具实用价值的机制，具有明确的教学意义和工程意义。</w:t>
-      </w:r>
-    </w:p>
-    <w:p>
-      <w:pPr>
-        <w:widowControl w:val="0"/>
-        <w:numPr>
-          <w:ilvl w:val="0"/>
-          <w:numId w:val="0"/>
-        </w:numPr>
-        <w:autoSpaceDE w:val="0"/>
-        <w:autoSpaceDN w:val="0"/>
-        <w:adjustRightInd w:val="0"/>
+        <w:ind w:firstLine="420" w:firstLineChars="0"/>
         <w:rPr>
           <w:rFonts w:hint="default"/>
           <w:lang w:val="en-US" w:eastAsia="zh-CN"/>
         </w:rPr>
       </w:pPr>
+      <w:r>
+        <w:rPr>
+          <w:rFonts w:ascii="宋体" w:hAnsi="宋体" w:eastAsia="宋体" w:cs="宋体"/>
+          <w:sz w:val="24"/>
+          <w:szCs w:val="24"/>
+          <w:lang w:val="en-US" w:eastAsia="zh-CN" w:bidi="ar-SA"/>
+        </w:rPr>
+        <w:t>一旦进入大数据量的进程间通信、多进程并发协作或内存密集型应用场景，这些差距就会很快显现。很多在现代操作系统里几乎是标配的机制——例如共享内存、写时复制、以及可阻塞的同步原语——在 xv6 中要么缺失，要么只保留了高度简化的版本。因此，如果能在不破坏 xv6 简洁结构的前提下，引入更实用的机制，不仅有助于教学，也有一定工程层面的价值。</w:t>
+      </w:r>
     </w:p>
     <w:p>
       <w:pPr>
@@ -5017,7 +5025,24 @@
           <w:sz w:val="24"/>
           <w:szCs w:val="24"/>
         </w:rPr>
-        <w:t>这种设计在小规模控制信息传递时是可接受的，但在需要传输大量数据时会带来显著的性能问题。数据拷贝的开销与数据规模线性相关，不仅增加了执行时间，还浪费了 CPU 周期和内存带宽。此外，pipe 本质上提供的是字节流语义，难以支持复杂数据结构的共享访问。</w:t>
+        <w:t>这种设计在小规模控制信息传递时是</w:t>
+      </w:r>
+      <w:r>
+        <w:rPr>
+          <w:rFonts w:hint="eastAsia" w:ascii="宋体" w:hAnsi="宋体" w:cs="宋体"/>
+          <w:sz w:val="24"/>
+          <w:szCs w:val="24"/>
+          <w:lang w:eastAsia="zh-CN"/>
+        </w:rPr>
+        <w:t>可以</w:t>
+      </w:r>
+      <w:r>
+        <w:rPr>
+          <w:rFonts w:hint="eastAsia" w:ascii="宋体" w:hAnsi="宋体" w:cs="宋体"/>
+          <w:sz w:val="24"/>
+          <w:szCs w:val="24"/>
+        </w:rPr>
+        <w:t>接受的，但在需要传输大量数据时会带来显著的性能问题。数据拷贝的开销与数据规模线性相关，不仅增加了执行时间，还浪费了 CPU 周期和内存带宽。此外，pipe 本质上提供的是字节流语义，难以支持复杂数据结构的共享访问。</w:t>
       </w:r>
     </w:p>
     <w:p>
@@ -16657,20 +16682,18 @@
         <w:spacing w:before="100" w:beforeAutospacing="1" w:after="100" w:afterAutospacing="1"/>
         <w:rPr>
           <w:rFonts w:hint="eastAsia" w:ascii="宋体" w:hAnsi="宋体" w:cs="宋体"/>
+          <w:sz w:val="24"/>
+          <w:szCs w:val="24"/>
+        </w:rPr>
+      </w:pPr>
+      <w:r>
+        <w:rPr>
+          <w:rFonts w:hint="eastAsia" w:ascii="宋体" w:hAnsi="宋体" w:cs="宋体"/>
           <w:b/>
           <w:bCs/>
           <w:sz w:val="28"/>
           <w:szCs w:val="28"/>
         </w:rPr>
-      </w:pPr>
-      <w:r>
-        <w:rPr>
-          <w:rFonts w:hint="eastAsia" w:ascii="宋体" w:hAnsi="宋体" w:cs="宋体"/>
-          <w:b/>
-          <w:bCs/>
-          <w:sz w:val="28"/>
-          <w:szCs w:val="28"/>
-        </w:rPr>
         <w:t>6.6 小结</w:t>
       </w:r>
     </w:p>
@@ -16678,17 +16701,6 @@
       <w:pPr>
         <w:widowControl/>
         <w:spacing w:before="100" w:beforeAutospacing="1" w:after="100" w:afterAutospacing="1"/>
-        <w:rPr>
-          <w:rFonts w:hint="eastAsia" w:ascii="宋体" w:hAnsi="宋体" w:cs="宋体"/>
-          <w:sz w:val="24"/>
-          <w:szCs w:val="24"/>
-        </w:rPr>
-      </w:pPr>
-    </w:p>
-    <w:p>
-      <w:pPr>
-        <w:widowControl/>
-        <w:spacing w:before="100" w:beforeAutospacing="1" w:after="100" w:afterAutospacing="1"/>
         <w:ind w:firstLine="480" w:firstLineChars="200"/>
         <w:rPr>
           <w:rFonts w:hint="eastAsia" w:ascii="宋体" w:hAnsi="宋体" w:cs="宋体"/>
@@ -16709,17 +16721,7 @@
       <w:pPr>
         <w:widowControl/>
         <w:spacing w:before="100" w:beforeAutospacing="1" w:after="100" w:afterAutospacing="1"/>
-        <w:rPr>
-          <w:rFonts w:hint="eastAsia" w:ascii="宋体" w:hAnsi="宋体" w:cs="宋体"/>
-          <w:sz w:val="24"/>
-          <w:szCs w:val="24"/>
-        </w:rPr>
-      </w:pPr>
-    </w:p>
-    <w:p>
-      <w:pPr>
-        <w:widowControl/>
-        <w:spacing w:before="100" w:beforeAutospacing="1" w:after="100" w:afterAutospacing="1"/>
+        <w:ind w:firstLine="480" w:firstLineChars="200"/>
         <w:rPr>
           <w:rFonts w:hint="eastAsia" w:ascii="宋体" w:hAnsi="宋体" w:cs="宋体"/>
           <w:sz w:val="24"/>
@@ -19164,60 +19166,60 @@
       <w:pPr>
         <w:widowControl/>
         <w:spacing w:before="100" w:beforeAutospacing="1" w:after="100" w:afterAutospacing="1"/>
-        <w:ind w:firstLine="480" w:firstLineChars="200"/>
-        <w:rPr>
-          <w:rFonts w:hint="eastAsia" w:ascii="宋体" w:hAnsi="宋体" w:cs="宋体"/>
-          <w:sz w:val="24"/>
-          <w:szCs w:val="24"/>
-        </w:rPr>
-      </w:pPr>
-      <w:r>
-        <w:rPr>
-          <w:rFonts w:hint="eastAsia" w:ascii="宋体" w:hAnsi="宋体" w:cs="宋体"/>
-          <w:sz w:val="24"/>
-          <w:szCs w:val="24"/>
-        </w:rPr>
-        <w:t>实验结果表明，引入共享内存与写时复制机制后，xv6 在进程间通信和内存管理方面的性能得到显著提升。尤其在大规模数据通信场景下，共享内存相较于传统 pipe IPC 展现出数量级上的优势。</w:t>
-      </w:r>
-    </w:p>
-    <w:p>
-      <w:pPr>
-        <w:widowControl/>
-        <w:spacing w:before="100" w:beforeAutospacing="1" w:after="100" w:afterAutospacing="1"/>
-        <w:ind w:firstLine="480" w:firstLineChars="200"/>
-        <w:rPr>
-          <w:rFonts w:hint="eastAsia" w:ascii="宋体" w:hAnsi="宋体" w:cs="宋体"/>
-          <w:sz w:val="24"/>
-          <w:szCs w:val="24"/>
-        </w:rPr>
-      </w:pPr>
-      <w:r>
-        <w:rPr>
-          <w:rFonts w:hint="eastAsia" w:ascii="宋体" w:hAnsi="宋体" w:cs="宋体"/>
-          <w:sz w:val="24"/>
-          <w:szCs w:val="24"/>
-        </w:rPr>
-        <w:t>这些结果验证了本项目的设计选择具有明确的实用价值，同时也说明即便在简化的教学操作系统中，引入合理的虚拟内存与 IPC 机制，仍然能够带来接近真实系统的性能特性。</w:t>
-      </w:r>
-    </w:p>
-    <w:p>
-      <w:pPr>
-        <w:widowControl/>
-        <w:spacing w:before="100" w:beforeAutospacing="1" w:after="100" w:afterAutospacing="1"/>
-        <w:ind w:firstLine="480" w:firstLineChars="200"/>
-        <w:rPr>
-          <w:rFonts w:hint="eastAsia" w:ascii="宋体" w:hAnsi="宋体" w:cs="宋体"/>
-          <w:sz w:val="24"/>
-          <w:szCs w:val="24"/>
-        </w:rPr>
-      </w:pPr>
-      <w:r>
-        <w:rPr>
-          <w:rFonts w:hint="eastAsia" w:ascii="宋体" w:hAnsi="宋体" w:cs="宋体"/>
-          <w:sz w:val="24"/>
-          <w:szCs w:val="24"/>
-        </w:rPr>
-        <w:t>实验结果表明，性能瓶颈并不来源于共享内存或缺页异常本身，而是来源于不必要的数据拷贝；通过合理的内存抽象与同步机制，可以在保持系统简洁性的同时获得显著性能提升。</w:t>
+        <w:ind w:firstLine="420" w:firstLineChars="0"/>
+        <w:rPr>
+          <w:rFonts w:hint="eastAsia" w:ascii="宋体" w:hAnsi="宋体" w:cs="宋体"/>
+          <w:sz w:val="24"/>
+          <w:szCs w:val="24"/>
+        </w:rPr>
+      </w:pPr>
+      <w:r>
+        <w:rPr>
+          <w:rFonts w:hint="eastAsia" w:ascii="宋体" w:hAnsi="宋体" w:cs="宋体"/>
+          <w:sz w:val="24"/>
+          <w:szCs w:val="24"/>
+        </w:rPr>
+        <w:t>实验结果显示，在引入共享内存与写时复制（COW）机制之后，xv6 在进程间通信与内存管理两方面的性能都有明显提升。特别是在大规模数据传输场景中，共享内存相较于传统的 pipe IPC 体现出数量级优势。</w:t>
+      </w:r>
+    </w:p>
+    <w:p>
+      <w:pPr>
+        <w:widowControl/>
+        <w:spacing w:before="100" w:beforeAutospacing="1" w:after="100" w:afterAutospacing="1"/>
+        <w:ind w:firstLine="420" w:firstLineChars="0"/>
+        <w:rPr>
+          <w:rFonts w:hint="eastAsia" w:ascii="宋体" w:hAnsi="宋体" w:cs="宋体"/>
+          <w:sz w:val="24"/>
+          <w:szCs w:val="24"/>
+        </w:rPr>
+      </w:pPr>
+      <w:r>
+        <w:rPr>
+          <w:rFonts w:hint="eastAsia" w:ascii="宋体" w:hAnsi="宋体" w:cs="宋体"/>
+          <w:sz w:val="24"/>
+          <w:szCs w:val="24"/>
+        </w:rPr>
+        <w:t>这些结果一方面验证了本项目的设计取舍具备明确的实用价值，另一方面也说明：即便是在高度简化的教学操作系统里，只要把虚拟内存与 IPC 的关键机制设计到位，也能呈现出接近真实系统的性能特征。</w:t>
+      </w:r>
+    </w:p>
+    <w:p>
+      <w:pPr>
+        <w:widowControl/>
+        <w:spacing w:before="100" w:beforeAutospacing="1" w:after="100" w:afterAutospacing="1"/>
+        <w:ind w:firstLine="420" w:firstLineChars="0"/>
+        <w:rPr>
+          <w:rFonts w:hint="eastAsia" w:ascii="宋体" w:hAnsi="宋体" w:cs="宋体"/>
+          <w:sz w:val="24"/>
+          <w:szCs w:val="24"/>
+        </w:rPr>
+      </w:pPr>
+      <w:r>
+        <w:rPr>
+          <w:rFonts w:hint="eastAsia" w:ascii="宋体" w:hAnsi="宋体" w:cs="宋体"/>
+          <w:sz w:val="24"/>
+          <w:szCs w:val="24"/>
+        </w:rPr>
+        <w:t>进一步分析发现，性能瓶颈并不在共享内存或缺页异常本身，而主要来自不必要的数据拷贝。通过更合理的内存抽象与同步设计，可以在不显著增加系统复杂度的前提下，获得可观的性能收益。</w:t>
       </w:r>
     </w:p>
     <w:p>
@@ -19926,123 +19928,80 @@
     </w:p>
     <w:p>
       <w:pPr>
-        <w:widowControl/>
-        <w:spacing w:before="100" w:beforeAutospacing="1" w:after="100" w:afterAutospacing="1"/>
-        <w:ind w:firstLine="480" w:firstLineChars="200"/>
-        <w:rPr>
-          <w:rFonts w:hint="eastAsia" w:ascii="宋体" w:hAnsi="宋体" w:cs="宋体"/>
-          <w:sz w:val="24"/>
-          <w:szCs w:val="24"/>
-        </w:rPr>
-      </w:pPr>
-      <w:r>
-        <w:rPr>
-          <w:rFonts w:hint="eastAsia" w:ascii="宋体" w:hAnsi="宋体" w:cs="宋体"/>
-          <w:sz w:val="24"/>
-          <w:szCs w:val="24"/>
-        </w:rPr>
-        <w:t>本项目围绕 xv6 在虚拟内存管理与进程间通信方面的现实限制，设计并实现了一套相互协同的内核扩展机制，包括基于 mmap 的虚拟内存区域管理、写时复制的 fork 语义、共享匿名内存以及基于阻塞机制的用户态同步原语。</w:t>
-      </w:r>
-    </w:p>
-    <w:p>
-      <w:pPr>
-        <w:widowControl/>
-        <w:spacing w:before="100" w:beforeAutospacing="1" w:after="100" w:afterAutospacing="1"/>
-        <w:ind w:firstLine="480" w:firstLineChars="200"/>
-        <w:rPr>
-          <w:rFonts w:hint="eastAsia" w:ascii="宋体" w:hAnsi="宋体" w:cs="宋体"/>
-          <w:sz w:val="24"/>
-          <w:szCs w:val="24"/>
-        </w:rPr>
-      </w:pPr>
-      <w:r>
-        <w:rPr>
-          <w:rFonts w:hint="eastAsia" w:ascii="宋体" w:hAnsi="宋体" w:cs="宋体"/>
-          <w:sz w:val="24"/>
-          <w:szCs w:val="24"/>
-        </w:rPr>
-        <w:t>通过引入统一的 VMA 抽象和懒分配机制，项目将内存映射、共享内存与写时复制整合到同一虚拟内存框架下，避免了机制之间的语义冲突。通过显式维护关键不变量和引用计数，系统在支持共享内存的同时，保证了进程生命周期中的内存安全性与一致性。</w:t>
-      </w:r>
-    </w:p>
-    <w:p>
-      <w:pPr>
-        <w:widowControl/>
-        <w:spacing w:before="100" w:beforeAutospacing="1" w:after="100" w:afterAutospacing="1"/>
-        <w:ind w:firstLine="480" w:firstLineChars="200"/>
-        <w:rPr>
-          <w:rFonts w:hint="eastAsia" w:ascii="宋体" w:hAnsi="宋体" w:cs="宋体"/>
-          <w:sz w:val="24"/>
-          <w:szCs w:val="24"/>
-        </w:rPr>
-      </w:pPr>
-      <w:r>
-        <w:rPr>
-          <w:rFonts w:hint="eastAsia" w:ascii="宋体" w:hAnsi="宋体" w:cs="宋体"/>
-          <w:sz w:val="24"/>
-          <w:szCs w:val="24"/>
-        </w:rPr>
-        <w:t>实验评估结果表明，相较于传统的拷贝式 IPC，基于共享内存的通信方式在大数据传输场景下显著降低了执行时间和数据拷贝开销；写时复制机制有效降低了 fork 在内存密集型场景下的成本，使其性能与实际写操作规模相关，而非与地址空间大小线性相关。</w:t>
-      </w:r>
-    </w:p>
-    <w:p>
-      <w:pPr>
-        <w:widowControl/>
-        <w:spacing w:before="100" w:beforeAutospacing="1" w:after="100" w:afterAutospacing="1"/>
-        <w:ind w:firstLine="480" w:firstLineChars="200"/>
-        <w:rPr>
-          <w:rFonts w:hint="eastAsia" w:ascii="宋体" w:hAnsi="宋体" w:cs="宋体"/>
-          <w:sz w:val="24"/>
-          <w:szCs w:val="24"/>
-        </w:rPr>
-      </w:pPr>
-      <w:r>
-        <w:rPr>
-          <w:rFonts w:hint="eastAsia" w:ascii="宋体" w:hAnsi="宋体" w:cs="宋体"/>
-          <w:sz w:val="24"/>
-          <w:szCs w:val="24"/>
-        </w:rPr>
-        <w:t>总体而言，本项目展示了即使在一个高度简化的教学操作系统中，通过合理的抽象与设计取舍，仍然可以实现具备现实价值的虚拟内存与 IPC 机制。这不仅加深了对操作系统核心原理的理解，也验证了共享内存、写时复制和阻塞同步在实际系统中的重要性与可行性。</w:t>
-      </w:r>
-    </w:p>
-    <w:p>
-      <w:pPr>
-        <w:widowControl/>
-        <w:spacing w:before="100" w:beforeAutospacing="1" w:after="100" w:afterAutospacing="1"/>
-        <w:ind w:firstLine="480" w:firstLineChars="200"/>
-        <w:rPr>
-          <w:rFonts w:hint="eastAsia" w:ascii="宋体" w:hAnsi="宋体" w:cs="宋体"/>
-          <w:sz w:val="24"/>
-          <w:szCs w:val="24"/>
-        </w:rPr>
-      </w:pPr>
-      <w:r>
-        <w:rPr>
-          <w:rFonts w:hint="eastAsia" w:ascii="宋体" w:hAnsi="宋体" w:cs="宋体"/>
-          <w:sz w:val="24"/>
-          <w:szCs w:val="24"/>
-        </w:rPr>
-        <w:t>本项目的实践表明，操作系统设计的关键不在于功能堆叠，而在于是否能够围绕清晰的不变量，构建一致、可扩展且具备实际价值的系统机制。</w:t>
-      </w:r>
-    </w:p>
-    <w:p>
-      <w:pPr>
-        <w:widowControl/>
-        <w:spacing w:before="100" w:beforeAutospacing="1" w:after="100" w:afterAutospacing="1"/>
-        <w:ind w:firstLine="480" w:firstLineChars="200"/>
-        <w:rPr>
-          <w:rFonts w:hint="eastAsia" w:ascii="宋体" w:hAnsi="宋体" w:cs="宋体"/>
-          <w:sz w:val="24"/>
-          <w:szCs w:val="24"/>
-        </w:rPr>
-      </w:pPr>
-      <w:r>
-        <w:rPr>
-          <w:rFonts w:ascii="宋体" w:hAnsi="宋体" w:eastAsia="宋体" w:cs="宋体"/>
-          <w:sz w:val="24"/>
-          <w:szCs w:val="24"/>
-        </w:rPr>
-        <w:t>本项目的价值不在于实现了若干系统调用，而在于通过明确不变量，使多个复杂机制能够在同一虚拟内存框架下安全共存。</w:t>
-      </w:r>
+        <w:pStyle w:val="15"/>
+        <w:keepNext w:val="0"/>
+        <w:keepLines w:val="0"/>
+        <w:widowControl/>
+        <w:suppressLineNumbers w:val="0"/>
+        <w:ind w:firstLine="420" w:firstLineChars="0"/>
+      </w:pPr>
+      <w:r>
+        <w:t>本项目针对 xv6 在虚拟内存管理与进程间通信方面的现实限制，设计并实现了一组相互配合的内核扩展机制：基于 mmap 的虚拟内存区域（VMA）管理、支持写时复制（COW）的 fork 语义、共享匿名内存，以及带阻塞语义的用户态同步原语。</w:t>
+      </w:r>
+    </w:p>
+    <w:p>
+      <w:pPr>
+        <w:pStyle w:val="15"/>
+        <w:keepNext w:val="0"/>
+        <w:keepLines w:val="0"/>
+        <w:widowControl/>
+        <w:suppressLineNumbers w:val="0"/>
+        <w:ind w:firstLine="420" w:firstLineChars="0"/>
+      </w:pPr>
+      <w:r>
+        <w:t>实现上，项目引入统一的 VMA 抽象与懒分配策略，把内存映射、共享内存和写时复制纳入同一套虚拟内存框架之中，从而避免了不同机制之间语义割裂甚至冲突的问题。与此同时，通过显式维护关键不变量并配合引用计数管理，系统在支持共享的同时，仍能保证进程生命周期内的内存安全与一致性。</w:t>
+      </w:r>
+    </w:p>
+    <w:p>
+      <w:pPr>
+        <w:pStyle w:val="15"/>
+        <w:keepNext w:val="0"/>
+        <w:keepLines w:val="0"/>
+        <w:widowControl/>
+        <w:suppressLineNumbers w:val="0"/>
+        <w:ind w:firstLine="420" w:firstLineChars="0"/>
+      </w:pPr>
+      <w:r>
+        <w:t>实验评估进一步验证了这些设计的效果：与传统的拷贝式 IPC 相比，共享内存通信在大数据传输场景下显著降低了执行时间，也大幅减少了数据拷贝开销；写时复制则有效摊薄了 fork 在内存密集型场景中的成本，使其开销更多取决于实际写入规模，而不是随地址空间大小线性增长。</w:t>
+      </w:r>
+    </w:p>
+    <w:p>
+      <w:pPr>
+        <w:pStyle w:val="15"/>
+        <w:keepNext w:val="0"/>
+        <w:keepLines w:val="0"/>
+        <w:widowControl/>
+        <w:suppressLineNumbers w:val="0"/>
+        <w:ind w:firstLine="420" w:firstLineChars="0"/>
+      </w:pPr>
+      <w:r>
+        <w:t>总体来看，本项目说明：即便是在高度简化的教学操作系统中，只要抽象到位、取舍明确，也能实现具备现实意义的虚拟内存与 IPC 机制。这不仅加深了对操作系统核心原理的理解，也从实践上印证了共享内存、写时复制与阻塞同步在真实系统中的必要性与可行性。</w:t>
+      </w:r>
+    </w:p>
+    <w:p>
+      <w:pPr>
+        <w:pStyle w:val="15"/>
+        <w:keepNext w:val="0"/>
+        <w:keepLines w:val="0"/>
+        <w:widowControl/>
+        <w:suppressLineNumbers w:val="0"/>
+        <w:ind w:firstLine="420" w:firstLineChars="0"/>
+      </w:pPr>
+      <w:r>
+        <w:t>更重要的是，本项目的关键并不在于“增加了多少系统调用”，而在于围绕清晰的不变量组织机制：让共享内存、写时复制与同步原语能够在同一虚拟内存框架下安全共存，并在保持系统简洁的前提下获得可扩展、可验证的行为。</w:t>
+      </w:r>
+    </w:p>
+    <w:p>
+      <w:pPr>
+        <w:widowControl/>
+        <w:spacing w:before="100" w:beforeAutospacing="1" w:after="100" w:afterAutospacing="1"/>
+        <w:ind w:firstLine="480" w:firstLineChars="200"/>
+        <w:rPr>
+          <w:rFonts w:hint="eastAsia" w:ascii="宋体" w:hAnsi="宋体" w:cs="宋体"/>
+          <w:sz w:val="24"/>
+          <w:szCs w:val="24"/>
+        </w:rPr>
+      </w:pPr>
     </w:p>
     <w:sectPr>
       <w:headerReference r:id="rId8" w:type="first"/>
@@ -20208,16 +20167,7 @@
         <w:rFonts w:hint="eastAsia" w:ascii="宋体"/>
         <w:lang w:val="en-US" w:eastAsia="zh-CN"/>
       </w:rPr>
-      <w:t>x</w:t>
-    </w:r>
-    <w:bookmarkStart w:id="2" w:name="_GoBack"/>
-    <w:bookmarkEnd w:id="2"/>
-    <w:r>
-      <w:rPr>
-        <w:rFonts w:hint="eastAsia" w:ascii="宋体"/>
-        <w:lang w:val="en-US" w:eastAsia="zh-CN"/>
-      </w:rPr>
-      <w:t>v6-VMPlus</w:t>
+      <w:t>xv6-VMPlus</w:t>
     </w:r>
   </w:p>
 </w:hdr>
